--- a/templates/BEST.docx
+++ b/templates/BEST.docx
@@ -431,7 +431,19 @@
         <w:rPr>
           <w:lang w:val="be-BY"/>
         </w:rPr>
-        <w:t>тел.: (017) 208 99 99, факс: (017) 321 20 66</w:t>
+        <w:t>тел.: (017) 208 99 99, факс: (017) 32</w:t>
+      </w:r>
+      <w:r>
+        <w:rPr>
+          <w:lang w:val="be-BY"/>
+        </w:rPr>
+        <w:t>7</w:t>
+      </w:r>
+      <w:r>
+        <w:rPr>
+          <w:lang w:val="be-BY"/>
+        </w:rPr>
+        <w:t xml:space="preserve"> 20 66</w:t>
       </w:r>
     </w:p>
     <w:p>
@@ -744,21 +756,22 @@
                 <w:sz w:val="28"/>
                 <w:szCs w:val="28"/>
               </w:rPr>
-              <w:t>Начальник</w:t>
-            </w:r>
-            <w:r>
-              <w:rPr>
+              <w:t xml:space="preserve">Инженер средств радио и телевидения 2-ой категории </w:t>
+            </w:r>
+            <w:r>
+              <w:rPr>
+                <w:color w:val="000000" w:themeColor="text1"/>
                 <w:sz w:val="28"/>
                 <w:szCs w:val="28"/>
               </w:rPr>
-              <w:t xml:space="preserve"> </w:t>
+              <w:t>испытательной лаборатории</w:t>
             </w:r>
             <w:r>
               <w:rPr>
                 <w:sz w:val="28"/>
                 <w:szCs w:val="28"/>
               </w:rPr>
-              <w:t>испытательной лаборатории государственного предприятия «</w:t>
+              <w:t xml:space="preserve"> государственного предприятия «</w:t>
             </w:r>
             <w:proofErr w:type="spellStart"/>
             <w:r>
@@ -774,7 +787,14 @@
                 <w:sz w:val="28"/>
                 <w:szCs w:val="28"/>
               </w:rPr>
-              <w:t>»</w:t>
+              <w:t xml:space="preserve">»  </w:t>
+            </w:r>
+            <w:r>
+              <w:rPr>
+                <w:sz w:val="28"/>
+                <w:szCs w:val="28"/>
+              </w:rPr>
+              <w:tab/>
             </w:r>
           </w:p>
         </w:tc>
@@ -886,17 +906,8 @@
                 <w:sz w:val="28"/>
                 <w:szCs w:val="28"/>
               </w:rPr>
-              <w:t xml:space="preserve">     В.С. </w:t>
-            </w:r>
-            <w:proofErr w:type="spellStart"/>
-            <w:r>
-              <w:rPr>
-                <w:sz w:val="28"/>
-                <w:szCs w:val="28"/>
-              </w:rPr>
-              <w:t>Лузиков</w:t>
-            </w:r>
-            <w:proofErr w:type="spellEnd"/>
+              <w:t xml:space="preserve">   Н.С. Денисенко</w:t>
+            </w:r>
           </w:p>
         </w:tc>
       </w:tr>
@@ -956,7 +967,7 @@
           </w:tcPr>
           <w:p>
             <w:pPr>
-              <w:ind w:left="-114" w:right="-244"/>
+              <w:ind w:left="36" w:right="-244"/>
             </w:pPr>
             <w:r>
               <w:t>(расшифровка подписи)</w:t>
@@ -1045,7 +1056,7 @@
           <w:sz w:val="28"/>
           <w:szCs w:val="28"/>
         </w:rPr>
-        <w:t>Наименование и адрес местонахождения объекта: базовая станция {{НОМЕРБС}} единой сети сотовой подвижной электросвязи по адресу: {{АДРЕСБС}}.</w:t>
+        <w:t>Наименование и адрес местонахождения объекта: базовая станция {{НОМЕРБС}} по адресу: {{АДРЕСБС}}.</w:t>
       </w:r>
     </w:p>
     <w:p>
@@ -1060,6 +1071,8 @@
           <w:szCs w:val="28"/>
         </w:rPr>
       </w:pPr>
+      <w:bookmarkStart w:id="0" w:name="_GoBack"/>
+      <w:bookmarkEnd w:id="0"/>
       <w:r>
         <w:rPr>
           <w:sz w:val="28"/>
@@ -2479,23 +2492,7 @@
           <w:sz w:val="22"/>
           <w:szCs w:val="22"/>
         </w:rPr>
-        <w:t xml:space="preserve">     </w:t>
-      </w:r>
-      <w:r>
-        <w:rPr>
-          <w:sz w:val="22"/>
-          <w:szCs w:val="22"/>
-        </w:rPr>
-        <w:t xml:space="preserve">   </w:t>
-      </w:r>
-      <w:bookmarkStart w:id="0" w:name="_GoBack"/>
-      <w:bookmarkEnd w:id="0"/>
-      <w:r>
-        <w:rPr>
-          <w:sz w:val="22"/>
-          <w:szCs w:val="22"/>
-        </w:rPr>
-        <w:t xml:space="preserve">   </w:t>
+        <w:t xml:space="preserve">           </w:t>
       </w:r>
       <w:r>
         <w:rPr>
@@ -4299,7 +4296,7 @@
 </file>
 
 <file path=customXml/itemProps1.xml><?xml version="1.0" encoding="utf-8"?>
-<ds:datastoreItem xmlns:ds="http://schemas.openxmlformats.org/officeDocument/2006/customXml" ds:itemID="{E1499997-F298-4D37-892D-12DBD91C8ADC}">
+<ds:datastoreItem xmlns:ds="http://schemas.openxmlformats.org/officeDocument/2006/customXml" ds:itemID="{30804E05-9DF2-422E-8252-7E902167807E}">
   <ds:schemaRefs>
     <ds:schemaRef ds:uri="http://schemas.openxmlformats.org/officeDocument/2006/bibliography"/>
   </ds:schemaRefs>

--- a/templates/BEST.docx
+++ b/templates/BEST.docx
@@ -1071,8 +1071,6 @@
           <w:szCs w:val="28"/>
         </w:rPr>
       </w:pPr>
-      <w:bookmarkStart w:id="0" w:name="_GoBack"/>
-      <w:bookmarkEnd w:id="0"/>
       <w:r>
         <w:rPr>
           <w:sz w:val="28"/>
@@ -1305,17 +1303,8 @@
           <w:sz w:val="28"/>
           <w:szCs w:val="28"/>
         </w:rPr>
-        <w:t>Температура окружающего воздуха: +2</w:t>
-      </w:r>
-      <w:proofErr w:type="gramStart"/>
-      <w:r>
-        <w:rPr>
-          <w:sz w:val="28"/>
-          <w:szCs w:val="28"/>
-        </w:rPr>
-        <w:t xml:space="preserve"> ºС</w:t>
-      </w:r>
-      <w:proofErr w:type="gramEnd"/>
+        <w:t>Температура окружающего воздуха: {{Т}} ºС</w:t>
+      </w:r>
     </w:p>
     <w:p>
       <w:pPr>
@@ -1331,7 +1320,7 @@
           <w:sz w:val="28"/>
           <w:szCs w:val="28"/>
         </w:rPr>
-        <w:t>Относительная влажность воздуха: 74 %</w:t>
+        <w:t>Относительная влажность воздуха: {{В}} %</w:t>
       </w:r>
     </w:p>
     <w:p>
@@ -1343,6 +1332,8 @@
           <w:szCs w:val="28"/>
         </w:rPr>
       </w:pPr>
+      <w:bookmarkStart w:id="0" w:name="_GoBack"/>
+      <w:bookmarkEnd w:id="0"/>
       <w:r>
         <w:rPr>
           <w:sz w:val="28"/>
@@ -4296,7 +4287,7 @@
 </file>
 
 <file path=customXml/itemProps1.xml><?xml version="1.0" encoding="utf-8"?>
-<ds:datastoreItem xmlns:ds="http://schemas.openxmlformats.org/officeDocument/2006/customXml" ds:itemID="{30804E05-9DF2-422E-8252-7E902167807E}">
+<ds:datastoreItem xmlns:ds="http://schemas.openxmlformats.org/officeDocument/2006/customXml" ds:itemID="{09788504-9BBC-4C3F-A1EF-427DAADE2D4B}">
   <ds:schemaRefs>
     <ds:schemaRef ds:uri="http://schemas.openxmlformats.org/officeDocument/2006/bibliography"/>
   </ds:schemaRefs>
